--- a/fåglar/A 59359-2025 prioriterade fågelarter.docx
+++ b/fåglar/A 59359-2025 prioriterade fågelarter.docx
@@ -519,7 +519,7 @@
     <w:p/>
     <w:p>
       <w:r>
-        <w:t>2026-01-12</w:t>
+        <w:t>2026-01-13</w:t>
       </w:r>
       <w:r>
         <w:t xml:space="preserve"> </w:t>

--- a/fåglar/A 59359-2025 prioriterade fågelarter.docx
+++ b/fåglar/A 59359-2025 prioriterade fågelarter.docx
@@ -519,7 +519,7 @@
     <w:p/>
     <w:p>
       <w:r>
-        <w:t>2026-01-13</w:t>
+        <w:t>2026-01-14</w:t>
       </w:r>
       <w:r>
         <w:t xml:space="preserve"> </w:t>

--- a/fåglar/A 59359-2025 prioriterade fågelarter.docx
+++ b/fåglar/A 59359-2025 prioriterade fågelarter.docx
@@ -519,7 +519,7 @@
     <w:p/>
     <w:p>
       <w:r>
-        <w:t>2026-01-14</w:t>
+        <w:t>2026-01-15</w:t>
       </w:r>
       <w:r>
         <w:t xml:space="preserve"> </w:t>

--- a/fåglar/A 59359-2025 prioriterade fågelarter.docx
+++ b/fåglar/A 59359-2025 prioriterade fågelarter.docx
@@ -519,7 +519,7 @@
     <w:p/>
     <w:p>
       <w:r>
-        <w:t>2026-01-15</w:t>
+        <w:t>2026-01-16</w:t>
       </w:r>
       <w:r>
         <w:t xml:space="preserve"> </w:t>

--- a/fåglar/A 59359-2025 prioriterade fågelarter.docx
+++ b/fåglar/A 59359-2025 prioriterade fågelarter.docx
@@ -519,7 +519,7 @@
     <w:p/>
     <w:p>
       <w:r>
-        <w:t>2026-01-16</w:t>
+        <w:t>2026-01-17</w:t>
       </w:r>
       <w:r>
         <w:t xml:space="preserve"> </w:t>

--- a/fåglar/A 59359-2025 prioriterade fågelarter.docx
+++ b/fåglar/A 59359-2025 prioriterade fågelarter.docx
@@ -519,7 +519,7 @@
     <w:p/>
     <w:p>
       <w:r>
-        <w:t>2026-01-17</w:t>
+        <w:t>2026-01-18</w:t>
       </w:r>
       <w:r>
         <w:t xml:space="preserve"> </w:t>

--- a/fåglar/A 59359-2025 prioriterade fågelarter.docx
+++ b/fåglar/A 59359-2025 prioriterade fågelarter.docx
@@ -519,7 +519,7 @@
     <w:p/>
     <w:p>
       <w:r>
-        <w:t>2026-01-18</w:t>
+        <w:t>2026-01-19</w:t>
       </w:r>
       <w:r>
         <w:t xml:space="preserve"> </w:t>

--- a/fåglar/A 59359-2025 prioriterade fågelarter.docx
+++ b/fåglar/A 59359-2025 prioriterade fågelarter.docx
@@ -519,7 +519,7 @@
     <w:p/>
     <w:p>
       <w:r>
-        <w:t>2026-01-19</w:t>
+        <w:t>2026-01-20</w:t>
       </w:r>
       <w:r>
         <w:t xml:space="preserve"> </w:t>

--- a/fåglar/A 59359-2025 prioriterade fågelarter.docx
+++ b/fåglar/A 59359-2025 prioriterade fågelarter.docx
@@ -519,7 +519,7 @@
     <w:p/>
     <w:p>
       <w:r>
-        <w:t>2026-01-20</w:t>
+        <w:t>2026-01-21</w:t>
       </w:r>
       <w:r>
         <w:t xml:space="preserve"> </w:t>

--- a/fåglar/A 59359-2025 prioriterade fågelarter.docx
+++ b/fåglar/A 59359-2025 prioriterade fågelarter.docx
@@ -519,7 +519,7 @@
     <w:p/>
     <w:p>
       <w:r>
-        <w:t>2026-01-21</w:t>
+        <w:t>2026-01-23</w:t>
       </w:r>
       <w:r>
         <w:t xml:space="preserve"> </w:t>

--- a/fåglar/A 59359-2025 prioriterade fågelarter.docx
+++ b/fåglar/A 59359-2025 prioriterade fågelarter.docx
@@ -519,7 +519,7 @@
     <w:p/>
     <w:p>
       <w:r>
-        <w:t>2026-01-23</w:t>
+        <w:t>2026-01-24</w:t>
       </w:r>
       <w:r>
         <w:t xml:space="preserve"> </w:t>

--- a/fåglar/A 59359-2025 prioriterade fågelarter.docx
+++ b/fåglar/A 59359-2025 prioriterade fågelarter.docx
@@ -519,7 +519,7 @@
     <w:p/>
     <w:p>
       <w:r>
-        <w:t>2026-01-24</w:t>
+        <w:t>2026-01-25</w:t>
       </w:r>
       <w:r>
         <w:t xml:space="preserve"> </w:t>

--- a/fåglar/A 59359-2025 prioriterade fågelarter.docx
+++ b/fåglar/A 59359-2025 prioriterade fågelarter.docx
@@ -519,7 +519,7 @@
     <w:p/>
     <w:p>
       <w:r>
-        <w:t>2026-01-25</w:t>
+        <w:t>2026-01-26</w:t>
       </w:r>
       <w:r>
         <w:t xml:space="preserve"> </w:t>

--- a/fåglar/A 59359-2025 prioriterade fågelarter.docx
+++ b/fåglar/A 59359-2025 prioriterade fågelarter.docx
@@ -519,7 +519,7 @@
     <w:p/>
     <w:p>
       <w:r>
-        <w:t>2026-01-26</w:t>
+        <w:t>2026-01-27</w:t>
       </w:r>
       <w:r>
         <w:t xml:space="preserve"> </w:t>

--- a/fåglar/A 59359-2025 prioriterade fågelarter.docx
+++ b/fåglar/A 59359-2025 prioriterade fågelarter.docx
@@ -519,7 +519,7 @@
     <w:p/>
     <w:p>
       <w:r>
-        <w:t>2026-01-27</w:t>
+        <w:t>2026-01-28</w:t>
       </w:r>
       <w:r>
         <w:t xml:space="preserve"> </w:t>
